--- a/Fase 2/Evidencias grupales/Ramirez_Karla_2.4_GuiaEstudiante_Fase 2_DesarrolloProyecto APT.docx
+++ b/Fase 2/Evidencias grupales/Ramirez_Karla_2.4_GuiaEstudiante_Fase 2_DesarrolloProyecto APT.docx
@@ -1421,7 +1421,7 @@
                 <w:szCs w:val="20"/>
                 <w:lang w:eastAsia="es-CL"/>
               </w:rPr>
-              <w:t xml:space="preserve">Facilitador: experiencia previa en un sistema similar. Obstaculizador: acotar el alcance a un MVP viable en el tiempo disponible.</w:t>
+              <w:t xml:space="preserve">Facilitador: experiencia en el proyecto real. Obstaculizador: acotar el alcance a un MVP viable en el tiempo disponible.</w:t>
             </w:r>
           </w:p>
         </w:tc>
@@ -2093,7 +2093,7 @@
               <w:rPr>
                 <w:rFonts w:ascii="Calibri" w:hAnsi="Calibri"/>
               </w:rPr>
-              <w:t xml:space="preserve">• Mi experiencia previa en un sistema similar en mi trabajo me dio patrones de diseño ya validados, lo que aceleró decisiones de arquitectura, seguridad y modelo de dominio.</w:t>
+              <w:t xml:space="preserve">• Mi experiencia en el proyecto real me dio patrones de diseño ya validados, lo que aceleró decisiones de arquitectura, seguridad y modelo de dominio.</w:t>
             </w:r>
           </w:p>
           <w:p>
